--- a/HISTORICAL NOTES.docx
+++ b/HISTORICAL NOTES.docx
@@ -182,7 +182,7 @@
       <w:pPr>
         <w:pStyle w:val="ListParagraph"/>
         <w:numPr>
-          <w:ilvl w:val="0"/>
+          <w:ilvl w:val="1"/>
           <w:numId w:val="24"/>
         </w:numPr>
         <w:rPr>
@@ -196,6 +196,46 @@
           <w:lang w:val="en-US"/>
         </w:rPr>
         <w:t>Turks routed; retreat back to Yanbu. Losses: 5,000 Turks, 10 cannons 600 Wahhabi</w:t>
+      </w:r>
+    </w:p>
+    <w:p>
+      <w:pPr>
+        <w:pStyle w:val="ListParagraph"/>
+        <w:numPr>
+          <w:ilvl w:val="1"/>
+          <w:numId w:val="24"/>
+        </w:numPr>
+        <w:rPr>
+          <w:rFonts w:ascii="Berkeley Book" w:hAnsi="Berkeley Book"/>
+          <w:lang w:val="en-US"/>
+        </w:rPr>
+      </w:pPr>
+      <w:r>
+        <w:rPr>
+          <w:rFonts w:ascii="Berkeley Book" w:hAnsi="Berkeley Book"/>
+          <w:lang w:val="en-US"/>
+        </w:rPr>
+        <w:t>Tusun Fortifies remnants of army at Yanbu</w:t>
+      </w:r>
+    </w:p>
+    <w:p>
+      <w:pPr>
+        <w:pStyle w:val="ListParagraph"/>
+        <w:numPr>
+          <w:ilvl w:val="1"/>
+          <w:numId w:val="24"/>
+        </w:numPr>
+        <w:rPr>
+          <w:rFonts w:ascii="Berkeley Book" w:hAnsi="Berkeley Book"/>
+          <w:lang w:val="en-US"/>
+        </w:rPr>
+      </w:pPr>
+      <w:r>
+        <w:rPr>
+          <w:rFonts w:ascii="Berkeley Book" w:hAnsi="Berkeley Book"/>
+          <w:lang w:val="en-US"/>
+        </w:rPr>
+        <w:t>Many Turks leave on ships back to Egypt</w:t>
       </w:r>
     </w:p>
     <w:p>
@@ -213,9 +253,18 @@
       <w:r>
         <w:rPr>
           <w:rFonts w:ascii="Berkeley Book" w:hAnsi="Berkeley Book"/>
-          <w:lang w:val="en-US"/>
-        </w:rPr>
-        <w:t>Tusun Fortifies remnants of army at Yanbu</w:t>
+          <w:b/>
+          <w:bCs/>
+          <w:lang w:val="en-US"/>
+        </w:rPr>
+        <w:t>SPRING/SUMMER 1812</w:t>
+      </w:r>
+      <w:r>
+        <w:rPr>
+          <w:rFonts w:ascii="Berkeley Book" w:hAnsi="Berkeley Book"/>
+          <w:lang w:val="en-US"/>
+        </w:rPr>
+        <w:t xml:space="preserve"> Mehmet Ali raises 20,000 fresh troops. 20 cannans. Arrive Yanbu</w:t>
       </w:r>
     </w:p>
     <w:p>
@@ -233,9 +282,25 @@
       <w:r>
         <w:rPr>
           <w:rFonts w:ascii="Berkeley Book" w:hAnsi="Berkeley Book"/>
-          <w:lang w:val="en-US"/>
-        </w:rPr>
-        <w:t>Many Turks leave on ships back to Egypt</w:t>
+          <w:b/>
+          <w:bCs/>
+          <w:lang w:val="en-US"/>
+        </w:rPr>
+        <w:t xml:space="preserve">OCT 1812 </w:t>
+      </w:r>
+      <w:r>
+        <w:rPr>
+          <w:rFonts w:ascii="Berkeley Book" w:hAnsi="Berkeley Book"/>
+          <w:lang w:val="en-US"/>
+        </w:rPr>
+        <w:t>Ahmad Bonaparte leads assault on Medina -&gt; SIEGE (Saudi Garrison 14,00</w:t>
+      </w:r>
+      <w:r>
+        <w:rPr>
+          <w:rFonts w:ascii="Berkeley Book" w:hAnsi="Berkeley Book"/>
+          <w:lang w:val="en-US"/>
+        </w:rPr>
+        <w:t>)</w:t>
       </w:r>
     </w:p>
     <w:p>
@@ -257,14 +322,28 @@
           <w:bCs/>
           <w:lang w:val="en-US"/>
         </w:rPr>
-        <w:t>SPRING/SUMMER 1812</w:t>
-      </w:r>
-      <w:r>
-        <w:rPr>
-          <w:rFonts w:ascii="Berkeley Book" w:hAnsi="Berkeley Book"/>
-          <w:lang w:val="en-US"/>
-        </w:rPr>
-        <w:t xml:space="preserve"> Mehmet Ali raises 20,000 fresh troops. 20 cannans. Arrive Yanbu</w:t>
+        <w:t>NOV 1812</w:t>
+      </w:r>
+      <w:r>
+        <w:rPr>
+          <w:rFonts w:ascii="Berkeley Book" w:hAnsi="Berkeley Book"/>
+          <w:lang w:val="en-US"/>
+        </w:rPr>
+        <w:t xml:space="preserve"> Medina, Al</w:t>
+      </w:r>
+      <w:r>
+        <w:rPr>
+          <w:rFonts w:ascii="Berkeley Book" w:hAnsi="Berkeley Book"/>
+          <w:lang w:val="en-US"/>
+        </w:rPr>
+        <w:t>-</w:t>
+      </w:r>
+      <w:r>
+        <w:rPr>
+          <w:rFonts w:ascii="Berkeley Book" w:hAnsi="Berkeley Book"/>
+          <w:lang w:val="en-US"/>
+        </w:rPr>
+        <w:t>Hinakiyah fall to Turks</w:t>
       </w:r>
     </w:p>
     <w:p>
@@ -286,14 +365,14 @@
           <w:bCs/>
           <w:lang w:val="en-US"/>
         </w:rPr>
-        <w:t xml:space="preserve">OCT 1812 </w:t>
-      </w:r>
-      <w:r>
-        <w:rPr>
-          <w:rFonts w:ascii="Berkeley Book" w:hAnsi="Berkeley Book"/>
-          <w:lang w:val="en-US"/>
-        </w:rPr>
-        <w:t>Ahmad Bonaparte leads assault on Medina -&gt; SIEGE (Saudi Garrison 14,000)</w:t>
+        <w:t xml:space="preserve">JAN 1813 </w:t>
+      </w:r>
+      <w:r>
+        <w:rPr>
+          <w:rFonts w:ascii="Berkeley Book" w:hAnsi="Berkeley Book"/>
+          <w:lang w:val="en-US"/>
+        </w:rPr>
+        <w:t>Sharif Ghalib opens gates of Jeddah and Mecca</w:t>
       </w:r>
     </w:p>
     <w:p>
@@ -305,24 +384,54 @@
         </w:numPr>
         <w:rPr>
           <w:rFonts w:ascii="Berkeley Book" w:hAnsi="Berkeley Book"/>
-          <w:lang w:val="en-US"/>
-        </w:rPr>
-      </w:pPr>
-      <w:r>
-        <w:rPr>
-          <w:rFonts w:ascii="Berkeley Book" w:hAnsi="Berkeley Book"/>
           <w:b/>
           <w:bCs/>
           <w:lang w:val="en-US"/>
         </w:rPr>
-        <w:t xml:space="preserve">JAN 1813 </w:t>
-      </w:r>
-      <w:r>
-        <w:rPr>
-          <w:rFonts w:ascii="Berkeley Book" w:hAnsi="Berkeley Book"/>
-          <w:lang w:val="en-US"/>
-        </w:rPr>
-        <w:t>Sharif Ghalib opens gates of Jeddah and Mecca</w:t>
+      </w:pPr>
+      <w:r>
+        <w:rPr>
+          <w:rFonts w:ascii="Berkeley Book" w:hAnsi="Berkeley Book"/>
+          <w:b/>
+          <w:bCs/>
+          <w:lang w:val="en-US"/>
+        </w:rPr>
+        <w:t xml:space="preserve">APR 1813 </w:t>
+      </w:r>
+      <w:r>
+        <w:rPr>
+          <w:rFonts w:ascii="Berkeley Book" w:hAnsi="Berkeley Book"/>
+          <w:lang w:val="en-US"/>
+        </w:rPr>
+        <w:t>Saudi</w:t>
+      </w:r>
+      <w:r>
+        <w:rPr>
+          <w:rFonts w:ascii="Berkeley Book" w:hAnsi="Berkeley Book"/>
+          <w:lang w:val="en-US"/>
+        </w:rPr>
+        <w:t xml:space="preserve"> </w:t>
+      </w:r>
+      <w:r>
+        <w:rPr>
+          <w:rFonts w:ascii="Berkeley Book" w:hAnsi="Berkeley Book"/>
+          <w:lang w:val="en-US"/>
+        </w:rPr>
+        <w:t>re-</w:t>
+      </w:r>
+      <w:r>
+        <w:rPr>
+          <w:rFonts w:ascii="Berkeley Book" w:hAnsi="Berkeley Book"/>
+          <w:lang w:val="en"/>
+        </w:rPr>
+        <w:t>c</w:t>
+      </w:r>
+      <w:r>
+        <w:rPr>
+          <w:rFonts w:ascii="Berkeley Book" w:hAnsi="Berkeley Book"/>
+          <w:lang w:val="en"/>
+        </w:rPr>
+        <w:t>apture of Al Hinakiyah</w:t>
       </w:r>
     </w:p>
     <w:p>
@@ -346,28 +455,14 @@
           <w:bCs/>
           <w:lang w:val="en-US"/>
         </w:rPr>
-        <w:t xml:space="preserve">APR 1813 </w:t>
-      </w:r>
-      <w:r>
-        <w:rPr>
-          <w:rFonts w:ascii="Berkeley Book" w:hAnsi="Berkeley Book"/>
-          <w:lang w:val="en-US"/>
-        </w:rPr>
-        <w:t xml:space="preserve">Ottoman </w:t>
-      </w:r>
-      <w:r>
-        <w:rPr>
-          <w:rFonts w:ascii="Berkeley Book" w:hAnsi="Berkeley Book"/>
-          <w:lang w:val="en"/>
-        </w:rPr>
-        <w:t>c</w:t>
-      </w:r>
-      <w:r>
-        <w:rPr>
-          <w:rFonts w:ascii="Berkeley Book" w:hAnsi="Berkeley Book"/>
-          <w:lang w:val="en"/>
-        </w:rPr>
-        <w:t>apture of Al Hinakiyah</w:t>
+        <w:t xml:space="preserve">SEP 1813 </w:t>
+      </w:r>
+      <w:r>
+        <w:rPr>
+          <w:rFonts w:ascii="Berkeley Book" w:hAnsi="Berkeley Book"/>
+          <w:lang w:val="en-US"/>
+        </w:rPr>
+        <w:t>Mehmet Ali arrives with 2,000 troops, 2,000 cavalry, fresh camels</w:t>
       </w:r>
     </w:p>
     <w:p>
@@ -391,14 +486,50 @@
           <w:bCs/>
           <w:lang w:val="en-US"/>
         </w:rPr>
-        <w:t xml:space="preserve">SEP 1813 </w:t>
-      </w:r>
-      <w:r>
-        <w:rPr>
-          <w:rFonts w:ascii="Berkeley Book" w:hAnsi="Berkeley Book"/>
-          <w:lang w:val="en-US"/>
-        </w:rPr>
-        <w:t>Mehmet Ali arrives with 2,000 troops, 2,000 cavalry, fresh camels</w:t>
+        <w:t xml:space="preserve">NOV 1813 </w:t>
+      </w:r>
+      <w:r>
+        <w:rPr>
+          <w:rFonts w:ascii="Berkeley Book" w:hAnsi="Berkeley Book"/>
+          <w:lang w:val="en-US"/>
+        </w:rPr>
+        <w:t>Ghaliya concentrates tribal army at Turubah</w:t>
+      </w:r>
+    </w:p>
+    <w:p>
+      <w:pPr>
+        <w:pStyle w:val="ListParagraph"/>
+        <w:numPr>
+          <w:ilvl w:val="1"/>
+          <w:numId w:val="24"/>
+        </w:numPr>
+        <w:rPr>
+          <w:rFonts w:ascii="Berkeley Book" w:hAnsi="Berkeley Book"/>
+          <w:b/>
+          <w:bCs/>
+          <w:lang w:val="en-US"/>
+        </w:rPr>
+      </w:pPr>
+      <w:r>
+        <w:rPr>
+          <w:rFonts w:ascii="Berkeley Book" w:hAnsi="Berkeley Book"/>
+          <w:lang w:val="en-US"/>
+        </w:rPr>
+        <w:t xml:space="preserve">Tusun’s army defeated </w:t>
+      </w:r>
+      <w:r>
+        <w:rPr>
+          <w:rFonts w:ascii="Berkeley Book" w:hAnsi="Berkeley Book"/>
+          <w:lang w:val="en-US"/>
+        </w:rPr>
+        <w:t xml:space="preserve">by Ghaliya </w:t>
+      </w:r>
+      <w:r>
+        <w:rPr>
+          <w:rFonts w:ascii="Berkeley Book" w:hAnsi="Berkeley Book"/>
+          <w:lang w:val="en-US"/>
+        </w:rPr>
+        <w:t>at Turubah</w:t>
       </w:r>
     </w:p>
     <w:p>
@@ -422,14 +553,61 @@
           <w:bCs/>
           <w:lang w:val="en-US"/>
         </w:rPr>
-        <w:t xml:space="preserve">NOV 1813 </w:t>
-      </w:r>
-      <w:r>
-        <w:rPr>
-          <w:rFonts w:ascii="Berkeley Book" w:hAnsi="Berkeley Book"/>
-          <w:lang w:val="en-US"/>
-        </w:rPr>
-        <w:t>Ghaliya concentrates tribal army at Turubah</w:t>
+        <w:t xml:space="preserve">MAR/APR 1814 </w:t>
+      </w:r>
+      <w:r>
+        <w:rPr>
+          <w:rFonts w:ascii="Berkeley Book" w:hAnsi="Berkeley Book"/>
+          <w:lang w:val="en-US"/>
+        </w:rPr>
+        <w:t>Turkish naval attack on</w:t>
+      </w:r>
+      <w:r>
+        <w:rPr>
+          <w:rFonts w:ascii="Berkeley Book" w:hAnsi="Berkeley Book"/>
+          <w:lang w:val="en-US"/>
+        </w:rPr>
+        <w:t xml:space="preserve"> </w:t>
+      </w:r>
+      <w:r>
+        <w:rPr>
+          <w:rFonts w:ascii="Berkeley Book" w:hAnsi="Berkeley Book"/>
+        </w:rPr>
+        <w:t>Al-Qunfudhah</w:t>
+      </w:r>
+    </w:p>
+    <w:p>
+      <w:pPr>
+        <w:pStyle w:val="ListParagraph"/>
+        <w:numPr>
+          <w:ilvl w:val="1"/>
+          <w:numId w:val="24"/>
+        </w:numPr>
+        <w:rPr>
+          <w:rFonts w:ascii="Berkeley Book" w:hAnsi="Berkeley Book"/>
+          <w:b/>
+          <w:bCs/>
+          <w:lang w:val="en-US"/>
+        </w:rPr>
+      </w:pPr>
+      <w:r>
+        <w:rPr>
+          <w:rFonts w:ascii="Berkeley Book" w:hAnsi="Berkeley Book"/>
+          <w:lang w:val="en-US"/>
+        </w:rPr>
+        <w:t xml:space="preserve">Turks routed at </w:t>
+      </w:r>
+      <w:r>
+        <w:rPr>
+          <w:rFonts w:ascii="Berkeley Book" w:hAnsi="Berkeley Book"/>
+        </w:rPr>
+        <w:t>Qunfudhah</w:t>
+      </w:r>
+      <w:r>
+        <w:rPr>
+          <w:rFonts w:ascii="Berkeley Book" w:hAnsi="Berkeley Book"/>
+        </w:rPr>
+        <w:t>; Giovanni Finati leaves Arabia</w:t>
       </w:r>
     </w:p>
     <w:p>
@@ -449,9 +627,38 @@
       <w:r>
         <w:rPr>
           <w:rFonts w:ascii="Berkeley Book" w:hAnsi="Berkeley Book"/>
-          <w:lang w:val="en-US"/>
-        </w:rPr>
-        <w:t>Tusun’s army defeated at Turubah</w:t>
+          <w:b/>
+          <w:bCs/>
+        </w:rPr>
+        <w:t>J</w:t>
+      </w:r>
+      <w:r>
+        <w:rPr>
+          <w:rFonts w:ascii="Berkeley Book" w:hAnsi="Berkeley Book"/>
+          <w:b/>
+          <w:bCs/>
+        </w:rPr>
+        <w:t>ULY</w:t>
+      </w:r>
+      <w:r>
+        <w:rPr>
+          <w:rFonts w:ascii="Berkeley Book" w:hAnsi="Berkeley Book"/>
+          <w:b/>
+          <w:bCs/>
+        </w:rPr>
+        <w:t xml:space="preserve"> 1814 </w:t>
+      </w:r>
+      <w:r>
+        <w:rPr>
+          <w:rFonts w:ascii="Berkeley Book" w:hAnsi="Berkeley Book"/>
+        </w:rPr>
+        <w:t>John Lewis Burckhardt</w:t>
+      </w:r>
+      <w:r>
+        <w:rPr>
+          <w:rFonts w:ascii="Berkeley Book" w:hAnsi="Berkeley Book"/>
+        </w:rPr>
+        <w:t xml:space="preserve"> arrives Jeddah</w:t>
       </w:r>
     </w:p>
     <w:p>
@@ -475,18 +682,189 @@
           <w:bCs/>
           <w:lang w:val="en-US"/>
         </w:rPr>
-        <w:t xml:space="preserve">MAR/APR 1814 </w:t>
-      </w:r>
-      <w:r>
-        <w:rPr>
-          <w:rFonts w:ascii="Berkeley Book" w:hAnsi="Berkeley Book"/>
-          <w:lang w:val="en-US"/>
-        </w:rPr>
-        <w:t>Turkish naval attack on</w:t>
-      </w:r>
-      <w:r>
-        <w:rPr>
-          <w:rFonts w:ascii="Berkeley Book" w:hAnsi="Berkeley Book"/>
+        <w:t>J</w:t>
+      </w:r>
+      <w:r>
+        <w:rPr>
+          <w:rFonts w:ascii="Berkeley Book" w:hAnsi="Berkeley Book"/>
+          <w:b/>
+          <w:bCs/>
+          <w:lang w:val="en-US"/>
+        </w:rPr>
+        <w:t>AN</w:t>
+      </w:r>
+      <w:r>
+        <w:rPr>
+          <w:rFonts w:ascii="Berkeley Book" w:hAnsi="Berkeley Book"/>
+          <w:b/>
+          <w:bCs/>
+          <w:lang w:val="en-US"/>
+        </w:rPr>
+        <w:t xml:space="preserve"> 1815 </w:t>
+      </w:r>
+      <w:r>
+        <w:rPr>
+          <w:rFonts w:ascii="Berkeley Book" w:hAnsi="Berkeley Book"/>
+          <w:lang w:val="en-US"/>
+        </w:rPr>
+        <w:t>Mehmet Ali defeats Saudis at Bissal; at least 5,000 Saudi losses</w:t>
+      </w:r>
+    </w:p>
+    <w:p>
+      <w:pPr>
+        <w:pStyle w:val="ListParagraph"/>
+        <w:numPr>
+          <w:ilvl w:val="1"/>
+          <w:numId w:val="24"/>
+        </w:numPr>
+        <w:rPr>
+          <w:rFonts w:ascii="Berkeley Book" w:hAnsi="Berkeley Book"/>
+          <w:b/>
+          <w:bCs/>
+          <w:lang w:val="en-US"/>
+        </w:rPr>
+      </w:pPr>
+      <w:r>
+        <w:rPr>
+          <w:rFonts w:ascii="Berkeley Book" w:hAnsi="Berkeley Book"/>
+          <w:lang w:val="en-US"/>
+        </w:rPr>
+        <w:t>Then Turks defeat Ghaliya at Turubah</w:t>
+      </w:r>
+    </w:p>
+    <w:p>
+      <w:pPr>
+        <w:pStyle w:val="ListParagraph"/>
+        <w:numPr>
+          <w:ilvl w:val="0"/>
+          <w:numId w:val="24"/>
+        </w:numPr>
+        <w:rPr>
+          <w:rFonts w:ascii="Berkeley Book" w:hAnsi="Berkeley Book"/>
+          <w:b/>
+          <w:bCs/>
+          <w:lang w:val="en-US"/>
+        </w:rPr>
+      </w:pPr>
+      <w:r>
+        <w:rPr>
+          <w:rFonts w:ascii="Berkeley Book" w:hAnsi="Berkeley Book"/>
+          <w:b/>
+          <w:bCs/>
+          <w:lang w:val="en-US"/>
+        </w:rPr>
+        <w:t>M</w:t>
+      </w:r>
+      <w:r>
+        <w:rPr>
+          <w:rFonts w:ascii="Berkeley Book" w:hAnsi="Berkeley Book"/>
+          <w:b/>
+          <w:bCs/>
+          <w:lang w:val="en-US"/>
+        </w:rPr>
+        <w:t>AR</w:t>
+      </w:r>
+      <w:r>
+        <w:rPr>
+          <w:rFonts w:ascii="Berkeley Book" w:hAnsi="Berkeley Book"/>
+          <w:b/>
+          <w:bCs/>
+          <w:lang w:val="en-US"/>
+        </w:rPr>
+        <w:t xml:space="preserve"> 1815 </w:t>
+      </w:r>
+      <w:r>
+        <w:rPr>
+          <w:rFonts w:ascii="Berkeley Book" w:hAnsi="Berkeley Book"/>
+          <w:lang w:val="en-US"/>
+        </w:rPr>
+        <w:t>Qunfundah falls to Sharif Yahyah</w:t>
+      </w:r>
+    </w:p>
+    <w:p>
+      <w:pPr>
+        <w:pStyle w:val="ListParagraph"/>
+        <w:numPr>
+          <w:ilvl w:val="1"/>
+          <w:numId w:val="24"/>
+        </w:numPr>
+        <w:rPr>
+          <w:rFonts w:ascii="Berkeley Book" w:hAnsi="Berkeley Book"/>
+          <w:b/>
+          <w:bCs/>
+          <w:lang w:val="en-US"/>
+        </w:rPr>
+      </w:pPr>
+      <w:r>
+        <w:rPr>
+          <w:rFonts w:ascii="Berkeley Book" w:hAnsi="Berkeley Book"/>
+          <w:lang w:val="en-US"/>
+        </w:rPr>
+        <w:t xml:space="preserve">Heavy losses in troops and camels in 1815 operations: </w:t>
+      </w:r>
+      <w:r>
+        <w:rPr>
+          <w:rFonts w:ascii="Berkeley Book" w:hAnsi="Berkeley Book"/>
+          <w:lang w:val="en-US"/>
+        </w:rPr>
+        <w:t>approx 3,000 troops, 4,000 camels</w:t>
+      </w:r>
+    </w:p>
+    <w:p>
+      <w:pPr>
+        <w:pStyle w:val="ListParagraph"/>
+        <w:numPr>
+          <w:ilvl w:val="0"/>
+          <w:numId w:val="24"/>
+        </w:numPr>
+        <w:rPr>
+          <w:rFonts w:ascii="Berkeley Book" w:hAnsi="Berkeley Book"/>
+          <w:b/>
+          <w:bCs/>
+          <w:lang w:val="en-US"/>
+        </w:rPr>
+      </w:pPr>
+      <w:r>
+        <w:rPr>
+          <w:rFonts w:ascii="Berkeley Book" w:hAnsi="Berkeley Book"/>
+          <w:b/>
+          <w:bCs/>
+          <w:lang w:val="en-US"/>
+        </w:rPr>
+        <w:t>M</w:t>
+      </w:r>
+      <w:r>
+        <w:rPr>
+          <w:rFonts w:ascii="Berkeley Book" w:hAnsi="Berkeley Book"/>
+          <w:b/>
+          <w:bCs/>
+          <w:lang w:val="en-US"/>
+        </w:rPr>
+        <w:t>AY</w:t>
+      </w:r>
+      <w:r>
+        <w:rPr>
+          <w:rFonts w:ascii="Berkeley Book" w:hAnsi="Berkeley Book"/>
+          <w:b/>
+          <w:bCs/>
+          <w:lang w:val="en-US"/>
+        </w:rPr>
+        <w:t xml:space="preserve"> 181</w:t>
+      </w:r>
+      <w:r>
+        <w:rPr>
+          <w:rFonts w:ascii="Berkeley Book" w:hAnsi="Berkeley Book"/>
+          <w:b/>
+          <w:bCs/>
+          <w:lang w:val="en-US"/>
+        </w:rPr>
+        <w:t>5</w:t>
+      </w:r>
+      <w:r>
+        <w:rPr>
+          <w:rFonts w:ascii="Berkeley Book" w:hAnsi="Berkeley Book"/>
+          <w:b/>
+          <w:bCs/>
           <w:lang w:val="en-US"/>
         </w:rPr>
         <w:t xml:space="preserve"> </w:t>
@@ -495,8 +873,361 @@
         <w:rPr>
           <w:rFonts w:ascii="Berkeley Book" w:hAnsi="Berkeley Book"/>
         </w:rPr>
-        <w:t>Al-Qunfudhah</w:t>
-      </w:r>
+        <w:t>Tusun Pasha sign</w:t>
+      </w:r>
+      <w:r>
+        <w:rPr>
+          <w:rFonts w:ascii="Berkeley Book" w:hAnsi="Berkeley Book"/>
+        </w:rPr>
+        <w:t>s</w:t>
+      </w:r>
+      <w:r>
+        <w:rPr>
+          <w:rFonts w:ascii="Berkeley Book" w:hAnsi="Berkeley Book"/>
+        </w:rPr>
+        <w:t xml:space="preserve"> truce with Abdullah bin Saud </w:t>
+      </w:r>
+    </w:p>
+    <w:p>
+      <w:pPr>
+        <w:pStyle w:val="ListParagraph"/>
+        <w:numPr>
+          <w:ilvl w:val="0"/>
+          <w:numId w:val="24"/>
+        </w:numPr>
+        <w:rPr>
+          <w:rFonts w:ascii="Berkeley Book" w:hAnsi="Berkeley Book"/>
+          <w:b/>
+          <w:bCs/>
+          <w:lang w:val="en-US"/>
+        </w:rPr>
+      </w:pPr>
+      <w:r>
+        <w:rPr>
+          <w:rFonts w:ascii="Berkeley Book" w:hAnsi="Berkeley Book"/>
+          <w:b/>
+          <w:bCs/>
+          <w:lang w:val="en-US"/>
+        </w:rPr>
+        <w:t xml:space="preserve">SUMMER 1816 </w:t>
+      </w:r>
+      <w:r>
+        <w:rPr>
+          <w:rFonts w:ascii="Berkeley Book" w:hAnsi="Berkeley Book"/>
+          <w:lang w:val="en-US"/>
+        </w:rPr>
+        <w:t>Truce breaks down</w:t>
+      </w:r>
+    </w:p>
+    <w:p>
+      <w:pPr>
+        <w:pStyle w:val="ListParagraph"/>
+        <w:numPr>
+          <w:ilvl w:val="0"/>
+          <w:numId w:val="24"/>
+        </w:numPr>
+        <w:rPr>
+          <w:rFonts w:ascii="Berkeley Book" w:hAnsi="Berkeley Book"/>
+          <w:b/>
+          <w:bCs/>
+          <w:lang w:val="en-US"/>
+        </w:rPr>
+      </w:pPr>
+      <w:r>
+        <w:rPr>
+          <w:rFonts w:ascii="Berkeley Book" w:hAnsi="Berkeley Book"/>
+          <w:b/>
+          <w:bCs/>
+          <w:lang w:val="en-US"/>
+        </w:rPr>
+        <w:t>S</w:t>
+      </w:r>
+      <w:r>
+        <w:rPr>
+          <w:rFonts w:ascii="Berkeley Book" w:hAnsi="Berkeley Book"/>
+          <w:b/>
+          <w:bCs/>
+          <w:lang w:val="en-US"/>
+        </w:rPr>
+        <w:t>EP</w:t>
+      </w:r>
+      <w:r>
+        <w:rPr>
+          <w:rFonts w:ascii="Berkeley Book" w:hAnsi="Berkeley Book"/>
+          <w:b/>
+          <w:bCs/>
+          <w:lang w:val="en-US"/>
+        </w:rPr>
+        <w:t xml:space="preserve"> 1816 </w:t>
+      </w:r>
+      <w:r>
+        <w:rPr>
+          <w:rFonts w:ascii="Berkeley Book" w:hAnsi="Berkeley Book"/>
+          <w:lang w:val="en-US"/>
+        </w:rPr>
+        <w:t>Ibrahim Pasha arrives at Yanbu with 20,000+  troops, 20+ cannons</w:t>
+      </w:r>
+    </w:p>
+    <w:p>
+      <w:pPr>
+        <w:pStyle w:val="ListParagraph"/>
+        <w:numPr>
+          <w:ilvl w:val="0"/>
+          <w:numId w:val="24"/>
+        </w:numPr>
+        <w:rPr>
+          <w:rFonts w:ascii="Berkeley Book" w:hAnsi="Berkeley Book"/>
+          <w:b/>
+          <w:bCs/>
+          <w:lang w:val="en-US"/>
+        </w:rPr>
+      </w:pPr>
+      <w:r>
+        <w:rPr>
+          <w:rFonts w:ascii="Berkeley Book" w:hAnsi="Berkeley Book"/>
+          <w:b/>
+          <w:bCs/>
+          <w:lang w:val="en-US"/>
+        </w:rPr>
+        <w:t xml:space="preserve">OCT 1816 </w:t>
+      </w:r>
+      <w:r>
+        <w:rPr>
+          <w:rFonts w:ascii="Berkeley Book" w:hAnsi="Berkeley Book"/>
+          <w:lang w:val="en-US"/>
+        </w:rPr>
+        <w:t>Turks capture Al-Hinakiyah for second time</w:t>
+      </w:r>
+    </w:p>
+    <w:p>
+      <w:pPr>
+        <w:pStyle w:val="ListParagraph"/>
+        <w:numPr>
+          <w:ilvl w:val="0"/>
+          <w:numId w:val="24"/>
+        </w:numPr>
+        <w:rPr>
+          <w:rFonts w:ascii="Berkeley Book" w:hAnsi="Berkeley Book"/>
+          <w:b/>
+          <w:bCs/>
+          <w:lang w:val="en-US"/>
+        </w:rPr>
+      </w:pPr>
+      <w:r>
+        <w:rPr>
+          <w:rFonts w:ascii="Berkeley Book" w:hAnsi="Berkeley Book"/>
+          <w:b/>
+          <w:bCs/>
+          <w:lang w:val="en-US"/>
+        </w:rPr>
+        <w:t xml:space="preserve">MAY 1817 </w:t>
+      </w:r>
+      <w:r>
+        <w:rPr>
+          <w:rFonts w:ascii="Berkeley Book" w:hAnsi="Berkeley Book"/>
+          <w:lang w:val="en-US"/>
+        </w:rPr>
+        <w:t xml:space="preserve">Saudi forces routed at </w:t>
+      </w:r>
+      <w:r>
+        <w:rPr>
+          <w:rFonts w:ascii="Berkeley Book" w:hAnsi="Berkeley Book"/>
+        </w:rPr>
+        <w:t>Battle of Mawiyah</w:t>
+      </w:r>
+    </w:p>
+    <w:p>
+      <w:pPr>
+        <w:pStyle w:val="ListParagraph"/>
+        <w:numPr>
+          <w:ilvl w:val="0"/>
+          <w:numId w:val="24"/>
+        </w:numPr>
+        <w:rPr>
+          <w:rFonts w:ascii="Berkeley Book" w:hAnsi="Berkeley Book"/>
+          <w:b/>
+          <w:bCs/>
+          <w:lang w:val="en-US"/>
+        </w:rPr>
+      </w:pPr>
+      <w:r>
+        <w:rPr>
+          <w:rFonts w:ascii="Berkeley Book" w:hAnsi="Berkeley Book"/>
+          <w:b/>
+          <w:bCs/>
+          <w:lang w:val="en-US"/>
+        </w:rPr>
+        <w:t xml:space="preserve">JULY-OCT 1817 </w:t>
+      </w:r>
+      <w:r>
+        <w:rPr>
+          <w:rFonts w:ascii="Berkeley Book" w:hAnsi="Berkeley Book"/>
+          <w:lang w:val="en-US"/>
+        </w:rPr>
+        <w:t>Siege of Al Rass</w:t>
+      </w:r>
+    </w:p>
+    <w:p>
+      <w:pPr>
+        <w:pStyle w:val="ListParagraph"/>
+        <w:numPr>
+          <w:ilvl w:val="0"/>
+          <w:numId w:val="24"/>
+        </w:numPr>
+        <w:rPr>
+          <w:rFonts w:ascii="Berkeley Book" w:hAnsi="Berkeley Book"/>
+          <w:b/>
+          <w:bCs/>
+          <w:lang w:val="en-US"/>
+        </w:rPr>
+      </w:pPr>
+      <w:r>
+        <w:rPr>
+          <w:rFonts w:ascii="Berkeley Book" w:hAnsi="Berkeley Book"/>
+          <w:b/>
+          <w:bCs/>
+          <w:lang w:val="en-US"/>
+        </w:rPr>
+        <w:t xml:space="preserve">OCT 1817 </w:t>
+      </w:r>
+      <w:r>
+        <w:rPr>
+          <w:rFonts w:ascii="Berkeley Book" w:hAnsi="Berkeley Book"/>
+          <w:lang w:val="en-US"/>
+        </w:rPr>
+        <w:t xml:space="preserve">Turks capture </w:t>
+      </w:r>
+      <w:r>
+        <w:rPr>
+          <w:rFonts w:ascii="Berkeley Book" w:hAnsi="Berkeley Book"/>
+        </w:rPr>
+        <w:t>Unaizah</w:t>
+      </w:r>
+    </w:p>
+    <w:p>
+      <w:pPr>
+        <w:pStyle w:val="ListParagraph"/>
+        <w:numPr>
+          <w:ilvl w:val="0"/>
+          <w:numId w:val="24"/>
+        </w:numPr>
+        <w:rPr>
+          <w:rFonts w:ascii="Berkeley Book" w:hAnsi="Berkeley Book"/>
+          <w:b/>
+          <w:bCs/>
+          <w:lang w:val="en-US"/>
+        </w:rPr>
+      </w:pPr>
+      <w:r>
+        <w:rPr>
+          <w:rFonts w:ascii="Berkeley Book" w:hAnsi="Berkeley Book"/>
+          <w:b/>
+          <w:bCs/>
+          <w:lang w:val="en-US"/>
+        </w:rPr>
+        <w:t xml:space="preserve">JAN 1818 </w:t>
+      </w:r>
+      <w:r>
+        <w:rPr>
+          <w:rFonts w:ascii="Berkeley Book" w:hAnsi="Berkeley Book"/>
+          <w:lang w:val="en-US"/>
+        </w:rPr>
+        <w:t>Fall of Shaqra</w:t>
+      </w:r>
+    </w:p>
+    <w:p>
+      <w:pPr>
+        <w:pStyle w:val="ListParagraph"/>
+        <w:numPr>
+          <w:ilvl w:val="0"/>
+          <w:numId w:val="24"/>
+        </w:numPr>
+        <w:rPr>
+          <w:rFonts w:ascii="Berkeley Book" w:hAnsi="Berkeley Book"/>
+          <w:b/>
+          <w:bCs/>
+          <w:lang w:val="en-US"/>
+        </w:rPr>
+      </w:pPr>
+      <w:r>
+        <w:rPr>
+          <w:rFonts w:ascii="Berkeley Book" w:hAnsi="Berkeley Book"/>
+          <w:b/>
+          <w:bCs/>
+          <w:lang w:val="en-US"/>
+        </w:rPr>
+        <w:t xml:space="preserve">FEB 1818 </w:t>
+      </w:r>
+      <w:r>
+        <w:rPr>
+          <w:rFonts w:ascii="Berkeley Book" w:hAnsi="Berkeley Book"/>
+        </w:rPr>
+        <w:t>Capture and Massacre of Dhurma</w:t>
+      </w:r>
+    </w:p>
+    <w:p>
+      <w:pPr>
+        <w:pStyle w:val="ListParagraph"/>
+        <w:numPr>
+          <w:ilvl w:val="0"/>
+          <w:numId w:val="24"/>
+        </w:numPr>
+        <w:rPr>
+          <w:rFonts w:ascii="Berkeley Book" w:hAnsi="Berkeley Book"/>
+          <w:b/>
+          <w:bCs/>
+          <w:lang w:val="en-US"/>
+        </w:rPr>
+      </w:pPr>
+      <w:r>
+        <w:rPr>
+          <w:rFonts w:ascii="Berkeley Book" w:hAnsi="Berkeley Book"/>
+          <w:b/>
+          <w:bCs/>
+          <w:lang w:val="en-US"/>
+        </w:rPr>
+        <w:t xml:space="preserve">MAR 1818 </w:t>
+      </w:r>
+      <w:r>
+        <w:rPr>
+          <w:rFonts w:ascii="Berkeley Book" w:hAnsi="Berkeley Book"/>
+          <w:lang w:val="en-US"/>
+        </w:rPr>
+        <w:t>Beginning of Siege of Dariyah</w:t>
+      </w:r>
+    </w:p>
+    <w:p>
+      <w:pPr>
+        <w:pStyle w:val="ListParagraph"/>
+        <w:numPr>
+          <w:ilvl w:val="1"/>
+          <w:numId w:val="24"/>
+        </w:numPr>
+        <w:rPr>
+          <w:rFonts w:ascii="Berkeley Book" w:hAnsi="Berkeley Book"/>
+          <w:b/>
+          <w:bCs/>
+          <w:lang w:val="en-US"/>
+        </w:rPr>
+      </w:pPr>
+      <w:r>
+        <w:rPr>
+          <w:rFonts w:ascii="Berkeley Book" w:hAnsi="Berkeley Book"/>
+          <w:lang w:val="en-US"/>
+        </w:rPr>
+        <w:t>5000 Turkish infantry + 2,000 cavalry vs 4,000 Saudi defenders</w:t>
+      </w:r>
+    </w:p>
+    <w:p>
+      <w:pPr>
+        <w:pStyle w:val="ListParagraph"/>
+        <w:rPr>
+          <w:rFonts w:ascii="Berkeley Book" w:hAnsi="Berkeley Book"/>
+          <w:b/>
+          <w:bCs/>
+          <w:lang w:val="en-US"/>
+        </w:rPr>
+      </w:pPr>
     </w:p>
     <w:p>
       <w:pPr>
@@ -3143,7 +3874,7 @@
         <w:rFonts w:ascii="Symbol" w:hAnsi="Symbol" w:hint="default"/>
       </w:rPr>
     </w:lvl>
-    <w:lvl w:ilvl="1" w:tplc="04090003" w:tentative="1">
+    <w:lvl w:ilvl="1" w:tplc="04090003">
       <w:start w:val="1"/>
       <w:numFmt w:val="bullet"/>
       <w:lvlText w:val="o"/>
@@ -4656,6 +5387,7 @@
   <w:style w:type="character" w:default="1" w:styleId="DefaultParagraphFont">
     <w:name w:val="Default Paragraph Font"/>
     <w:uiPriority w:val="1"/>
+    <w:semiHidden/>
     <w:unhideWhenUsed/>
   </w:style>
   <w:style w:type="table" w:default="1" w:styleId="TableNormal">
